--- a/documentación/Casos de Uso/8.0 CU Gestión de Farmacia Despacho y Recordatorios.docx
+++ b/documentación/Casos de Uso/8.0 CU Gestión de Farmacia Despacho y Recordatorios.docx
@@ -766,7 +766,21 @@
           <w:rFonts w:ascii="Arial" w:eastAsia="Arial" w:hAnsi="Arial" w:cs="Arial"/>
           <w:lang w:val="es-GT"/>
         </w:rPr>
-        <w:t xml:space="preserve">El sistema valida la solvencia administrativa y la integridad de la receta </w:t>
+        <w:t xml:space="preserve">El sistema valida la solvencia </w:t>
+      </w:r>
+      <w:r>
+        <w:rPr>
+          <w:rFonts w:ascii="Arial" w:eastAsia="Arial" w:hAnsi="Arial" w:cs="Arial"/>
+          <w:lang w:val="es-GT"/>
+        </w:rPr>
+        <w:t>de pago</w:t>
+      </w:r>
+      <w:r>
+        <w:rPr>
+          <w:rFonts w:ascii="Arial" w:eastAsia="Arial" w:hAnsi="Arial" w:cs="Arial"/>
+          <w:lang w:val="es-GT"/>
+        </w:rPr>
+        <w:t xml:space="preserve"> y la integridad de la receta </w:t>
       </w:r>
       <w:r>
         <w:rPr>
